--- a/src/latex-to-word/templates/reference.docx
+++ b/src/latex-to-word/templates/reference.docx
@@ -55,6 +55,7 @@
     <w:p>
       <w:pPr>
         <w:pStyle w:val="2"/>
+        <w:spacing w:before="120" w:after="120" w:line="240" w:lineRule="auto"/>
       </w:pPr>
       <w:bookmarkStart w:id="1" w:name="heading-2"/>
       <w:r>
@@ -65,6 +66,7 @@
     <w:p>
       <w:pPr>
         <w:pStyle w:val="3"/>
+        <w:spacing w:before="120" w:after="120" w:line="240" w:lineRule="auto"/>
       </w:pPr>
       <w:bookmarkStart w:id="2" w:name="heading-3"/>
       <w:r>
@@ -75,6 +77,7 @@
     <w:p>
       <w:pPr>
         <w:pStyle w:val="4"/>
+        <w:spacing w:before="120" w:after="120" w:line="240" w:lineRule="auto"/>
       </w:pPr>
       <w:bookmarkStart w:id="3" w:name="heading-4"/>
       <w:r>
@@ -85,6 +88,7 @@
     <w:p>
       <w:pPr>
         <w:pStyle w:val="5"/>
+        <w:spacing w:before="120" w:after="120" w:line="240" w:lineRule="auto"/>
         <w:rPr>
           <w:sz w:val="21"/>
         </w:rPr>
@@ -101,7 +105,7 @@
     <w:p>
       <w:pPr>
         <w:pStyle w:val="6"/>
-        <w:spacing w:before="0" w:line="360" w:lineRule="auto"/>
+        <w:spacing w:before="120" w:after="120"/>
         <w:rPr>
           <w:rFonts w:ascii="Times New Roman" w:eastAsia="宋体" w:hAnsi="Times New Roman"/>
           <w:i w:val="0"/>
@@ -124,7 +128,7 @@
     <w:p>
       <w:pPr>
         <w:pStyle w:val="7"/>
-        <w:spacing w:before="0" w:line="360" w:lineRule="auto"/>
+        <w:spacing w:before="120" w:after="120"/>
         <w:rPr>
           <w:rFonts w:ascii="Times New Roman" w:eastAsia="宋体" w:hAnsi="Times New Roman"/>
           <w:color w:val="auto"/>
@@ -145,7 +149,7 @@
     <w:p>
       <w:pPr>
         <w:pStyle w:val="8"/>
-        <w:spacing w:line="360" w:lineRule="auto"/>
+        <w:spacing w:before="120" w:after="120"/>
         <w:rPr>
           <w:rFonts w:ascii="Times New Roman" w:eastAsia="宋体" w:hAnsi="Times New Roman"/>
           <w:i w:val="0"/>
@@ -168,7 +172,7 @@
     <w:p>
       <w:pPr>
         <w:pStyle w:val="9"/>
-        <w:spacing w:line="360" w:lineRule="auto"/>
+        <w:spacing w:before="120" w:after="120"/>
         <w:rPr>
           <w:rFonts w:ascii="Times New Roman" w:eastAsia="宋体" w:hAnsi="Times New Roman"/>
           <w:color w:val="auto"/>
@@ -241,6 +245,7 @@
     <w:p>
       <w:pPr>
         <w:pStyle w:val="TableCaption"/>
+        <w:spacing w:before="120"/>
       </w:pPr>
       <w:r>
         <w:t>Table caption.</w:t>
@@ -319,6 +324,7 @@
     <w:p>
       <w:pPr>
         <w:pStyle w:val="ImageCaption"/>
+        <w:spacing w:after="120"/>
       </w:pPr>
       <w:r>
         <w:t>Image Caption</w:t>
@@ -445,7 +451,7 @@
   <w:abstractNum w:abstractNumId="0" w15:restartNumberingAfterBreak="0">
     <w:nsid w:val="FFFFFF7C"/>
     <w:multiLevelType w:val="singleLevel"/>
-    <w:tmpl w:val="BF20DDE6"/>
+    <w:tmpl w:val="408EF426"/>
     <w:lvl w:ilvl="0">
       <w:start w:val="1"/>
       <w:numFmt w:val="decimal"/>
@@ -462,7 +468,7 @@
   <w:abstractNum w:abstractNumId="1" w15:restartNumberingAfterBreak="0">
     <w:nsid w:val="FFFFFF7D"/>
     <w:multiLevelType w:val="singleLevel"/>
-    <w:tmpl w:val="C92C16C4"/>
+    <w:tmpl w:val="5DAE3ED8"/>
     <w:lvl w:ilvl="0">
       <w:start w:val="1"/>
       <w:numFmt w:val="decimal"/>
@@ -479,7 +485,7 @@
   <w:abstractNum w:abstractNumId="2" w15:restartNumberingAfterBreak="0">
     <w:nsid w:val="FFFFFF7E"/>
     <w:multiLevelType w:val="singleLevel"/>
-    <w:tmpl w:val="B7189050"/>
+    <w:tmpl w:val="F97481D6"/>
     <w:lvl w:ilvl="0">
       <w:start w:val="1"/>
       <w:numFmt w:val="decimal"/>
@@ -496,7 +502,7 @@
   <w:abstractNum w:abstractNumId="3" w15:restartNumberingAfterBreak="0">
     <w:nsid w:val="FFFFFF7F"/>
     <w:multiLevelType w:val="singleLevel"/>
-    <w:tmpl w:val="31F62D92"/>
+    <w:tmpl w:val="A412D326"/>
     <w:lvl w:ilvl="0">
       <w:start w:val="1"/>
       <w:numFmt w:val="decimal"/>
@@ -513,7 +519,7 @@
   <w:abstractNum w:abstractNumId="4" w15:restartNumberingAfterBreak="0">
     <w:nsid w:val="FFFFFF80"/>
     <w:multiLevelType w:val="singleLevel"/>
-    <w:tmpl w:val="CA4AF984"/>
+    <w:tmpl w:val="8B5E16DA"/>
     <w:lvl w:ilvl="0">
       <w:start w:val="1"/>
       <w:numFmt w:val="bullet"/>
@@ -533,7 +539,7 @@
   <w:abstractNum w:abstractNumId="5" w15:restartNumberingAfterBreak="0">
     <w:nsid w:val="FFFFFF81"/>
     <w:multiLevelType w:val="singleLevel"/>
-    <w:tmpl w:val="DB80428E"/>
+    <w:tmpl w:val="5FACBD9C"/>
     <w:lvl w:ilvl="0">
       <w:start w:val="1"/>
       <w:numFmt w:val="bullet"/>
@@ -553,7 +559,7 @@
   <w:abstractNum w:abstractNumId="6" w15:restartNumberingAfterBreak="0">
     <w:nsid w:val="FFFFFF82"/>
     <w:multiLevelType w:val="singleLevel"/>
-    <w:tmpl w:val="11CE5A84"/>
+    <w:tmpl w:val="C9A08994"/>
     <w:lvl w:ilvl="0">
       <w:start w:val="1"/>
       <w:numFmt w:val="bullet"/>
@@ -573,7 +579,7 @@
   <w:abstractNum w:abstractNumId="7" w15:restartNumberingAfterBreak="0">
     <w:nsid w:val="FFFFFF83"/>
     <w:multiLevelType w:val="singleLevel"/>
-    <w:tmpl w:val="FD80B278"/>
+    <w:tmpl w:val="1E4836C6"/>
     <w:lvl w:ilvl="0">
       <w:start w:val="1"/>
       <w:numFmt w:val="bullet"/>
@@ -593,7 +599,7 @@
   <w:abstractNum w:abstractNumId="8" w15:restartNumberingAfterBreak="0">
     <w:nsid w:val="FFFFFF88"/>
     <w:multiLevelType w:val="singleLevel"/>
-    <w:tmpl w:val="A59855BA"/>
+    <w:tmpl w:val="FF90F6E0"/>
     <w:lvl w:ilvl="0">
       <w:start w:val="1"/>
       <w:numFmt w:val="decimal"/>
@@ -610,7 +616,7 @@
   <w:abstractNum w:abstractNumId="9" w15:restartNumberingAfterBreak="0">
     <w:nsid w:val="FFFFFF89"/>
     <w:multiLevelType w:val="singleLevel"/>
-    <w:tmpl w:val="75907730"/>
+    <w:tmpl w:val="19B6AEB6"/>
     <w:lvl w:ilvl="0">
       <w:start w:val="1"/>
       <w:numFmt w:val="bullet"/>
@@ -729,6 +735,154 @@
         </w:tabs>
         <w:ind w:left="6240" w:hanging="480"/>
       </w:pPr>
+    </w:lvl>
+  </w:abstractNum>
+  <w:abstractNum w:abstractNumId="11" w15:restartNumberingAfterBreak="0">
+    <w:nsid w:val="7D806E40"/>
+    <w:multiLevelType w:val="multilevel"/>
+    <w:tmpl w:val="9A7E509C"/>
+    <w:lvl w:ilvl="0">
+      <w:start w:val="1"/>
+      <w:numFmt w:val="chineseCountingThousand"/>
+      <w:pStyle w:val="1"/>
+      <w:suff w:val="nothing"/>
+      <w:lvlText w:val="%1、"/>
+      <w:lvlJc w:val="left"/>
+      <w:pPr>
+        <w:ind w:left="-32767" w:firstLine="32767"/>
+      </w:pPr>
+      <w:rPr>
+        <w:rFonts w:eastAsia="黑体" w:hint="eastAsia"/>
+        <w:b w:val="0"/>
+        <w:i w:val="0"/>
+        <w:sz w:val="24"/>
+      </w:rPr>
+    </w:lvl>
+    <w:lvl w:ilvl="1">
+      <w:start w:val="1"/>
+      <w:numFmt w:val="decimal"/>
+      <w:pStyle w:val="2"/>
+      <w:isLgl/>
+      <w:suff w:val="nothing"/>
+      <w:lvlText w:val="%1.%2  "/>
+      <w:lvlJc w:val="left"/>
+      <w:pPr>
+        <w:ind w:left="0" w:firstLine="0"/>
+      </w:pPr>
+      <w:rPr>
+        <w:rFonts w:ascii="Times New Roman" w:hAnsi="Times New Roman" w:hint="default"/>
+        <w:b w:val="0"/>
+        <w:i w:val="0"/>
+        <w:sz w:val="21"/>
+      </w:rPr>
+    </w:lvl>
+    <w:lvl w:ilvl="2">
+      <w:start w:val="1"/>
+      <w:numFmt w:val="decimal"/>
+      <w:pStyle w:val="3"/>
+      <w:isLgl/>
+      <w:suff w:val="nothing"/>
+      <w:lvlText w:val="%1.%2.%3  "/>
+      <w:lvlJc w:val="left"/>
+      <w:pPr>
+        <w:ind w:left="0" w:firstLine="0"/>
+      </w:pPr>
+      <w:rPr>
+        <w:rFonts w:ascii="Times New Roman" w:hAnsi="Times New Roman" w:hint="default"/>
+        <w:b w:val="0"/>
+        <w:i w:val="0"/>
+        <w:sz w:val="21"/>
+      </w:rPr>
+    </w:lvl>
+    <w:lvl w:ilvl="3">
+      <w:start w:val="1"/>
+      <w:numFmt w:val="decimal"/>
+      <w:pStyle w:val="4"/>
+      <w:isLgl/>
+      <w:suff w:val="nothing"/>
+      <w:lvlText w:val="%1.%2.%3.%4  "/>
+      <w:lvlJc w:val="left"/>
+      <w:pPr>
+        <w:ind w:left="0" w:firstLine="0"/>
+      </w:pPr>
+      <w:rPr>
+        <w:rFonts w:ascii="Times New Roman" w:hAnsi="Times New Roman" w:hint="default"/>
+        <w:b w:val="0"/>
+        <w:i w:val="0"/>
+        <w:sz w:val="21"/>
+      </w:rPr>
+    </w:lvl>
+    <w:lvl w:ilvl="4">
+      <w:start w:val="1"/>
+      <w:numFmt w:val="decimal"/>
+      <w:pStyle w:val="5"/>
+      <w:isLgl/>
+      <w:suff w:val="nothing"/>
+      <w:lvlText w:val="%1.%2.%3.%4.%5  "/>
+      <w:lvlJc w:val="left"/>
+      <w:pPr>
+        <w:ind w:left="0" w:firstLine="0"/>
+      </w:pPr>
+      <w:rPr>
+        <w:rFonts w:ascii="Times New Roman" w:hAnsi="Times New Roman" w:hint="default"/>
+        <w:b w:val="0"/>
+        <w:i w:val="0"/>
+        <w:sz w:val="21"/>
+      </w:rPr>
+    </w:lvl>
+    <w:lvl w:ilvl="5">
+      <w:start w:val="1"/>
+      <w:numFmt w:val="decimal"/>
+      <w:pStyle w:val="6"/>
+      <w:isLgl/>
+      <w:suff w:val="nothing"/>
+      <w:lvlText w:val="%1.%2.%3.%4.%5.%6  "/>
+      <w:lvlJc w:val="left"/>
+      <w:pPr>
+        <w:ind w:left="0" w:firstLine="0"/>
+      </w:pPr>
+      <w:rPr>
+        <w:rFonts w:ascii="Times New Roman" w:hAnsi="Times New Roman" w:hint="default"/>
+        <w:b w:val="0"/>
+        <w:i w:val="0"/>
+        <w:sz w:val="21"/>
+      </w:rPr>
+    </w:lvl>
+    <w:lvl w:ilvl="6">
+      <w:start w:val="1"/>
+      <w:numFmt w:val="decimal"/>
+      <w:lvlText w:val="%1.%2.%3.%4.%5.%6.%7"/>
+      <w:lvlJc w:val="left"/>
+      <w:pPr>
+        <w:ind w:left="3827" w:hanging="1276"/>
+      </w:pPr>
+      <w:rPr>
+        <w:rFonts w:hint="eastAsia"/>
+      </w:rPr>
+    </w:lvl>
+    <w:lvl w:ilvl="7">
+      <w:start w:val="1"/>
+      <w:numFmt w:val="decimal"/>
+      <w:lvlText w:val="%1.%2.%3.%4.%5.%6.%7.%8"/>
+      <w:lvlJc w:val="left"/>
+      <w:pPr>
+        <w:ind w:left="4394" w:hanging="1418"/>
+      </w:pPr>
+      <w:rPr>
+        <w:rFonts w:hint="eastAsia"/>
+      </w:rPr>
+    </w:lvl>
+    <w:lvl w:ilvl="8">
+      <w:start w:val="1"/>
+      <w:numFmt w:val="decimal"/>
+      <w:lvlText w:val="%1.%2.%3.%4.%5.%6.%7.%8.%9"/>
+      <w:lvlJc w:val="left"/>
+      <w:pPr>
+        <w:ind w:left="5102" w:hanging="1700"/>
+      </w:pPr>
+      <w:rPr>
+        <w:rFonts w:hint="eastAsia"/>
+      </w:rPr>
     </w:lvl>
   </w:abstractNum>
   <w:num w:numId="1">
@@ -763,6 +917,9 @@
   </w:num>
   <w:num w:numId="11">
     <w:abstractNumId w:val="4"/>
+  </w:num>
+  <w:num w:numId="12">
+    <w:abstractNumId w:val="11"/>
   </w:num>
 </w:numbering>
 </file>
@@ -1137,6 +1294,9 @@
     <w:pPr>
       <w:keepNext/>
       <w:keepLines/>
+      <w:numPr>
+        <w:numId w:val="12"/>
+      </w:numPr>
       <w:spacing w:after="0" w:line="360" w:lineRule="auto"/>
       <w:outlineLvl w:val="0"/>
     </w:pPr>
@@ -1157,6 +1317,10 @@
     <w:pPr>
       <w:keepNext/>
       <w:keepLines/>
+      <w:numPr>
+        <w:ilvl w:val="1"/>
+        <w:numId w:val="12"/>
+      </w:numPr>
       <w:spacing w:after="0" w:line="360" w:lineRule="auto"/>
       <w:outlineLvl w:val="1"/>
     </w:pPr>
@@ -1179,6 +1343,10 @@
     <w:pPr>
       <w:keepNext/>
       <w:keepLines/>
+      <w:numPr>
+        <w:ilvl w:val="2"/>
+        <w:numId w:val="12"/>
+      </w:numPr>
       <w:spacing w:after="0" w:line="360" w:lineRule="auto"/>
       <w:outlineLvl w:val="2"/>
     </w:pPr>
@@ -1201,6 +1369,10 @@
     <w:pPr>
       <w:keepNext/>
       <w:keepLines/>
+      <w:numPr>
+        <w:ilvl w:val="3"/>
+        <w:numId w:val="12"/>
+      </w:numPr>
       <w:spacing w:after="0" w:line="360" w:lineRule="auto"/>
       <w:outlineLvl w:val="3"/>
     </w:pPr>
@@ -1223,6 +1395,10 @@
     <w:pPr>
       <w:keepNext/>
       <w:keepLines/>
+      <w:numPr>
+        <w:ilvl w:val="4"/>
+        <w:numId w:val="12"/>
+      </w:numPr>
       <w:spacing w:after="0" w:line="360" w:lineRule="auto"/>
       <w:outlineLvl w:val="4"/>
     </w:pPr>
@@ -1243,6 +1419,10 @@
     <w:pPr>
       <w:keepNext/>
       <w:keepLines/>
+      <w:numPr>
+        <w:ilvl w:val="5"/>
+        <w:numId w:val="12"/>
+      </w:numPr>
       <w:spacing w:before="40" w:after="0"/>
       <w:outlineLvl w:val="5"/>
     </w:pPr>
@@ -1350,9 +1530,9 @@
     <w:basedOn w:val="a"/>
     <w:link w:val="a4"/>
     <w:qFormat/>
-    <w:rsid w:val="00D6388D"/>
-    <w:pPr>
-      <w:spacing w:after="0"/>
+    <w:rsid w:val="00343F7B"/>
+    <w:pPr>
+      <w:spacing w:after="0" w:line="400" w:lineRule="atLeast"/>
       <w:jc w:val="both"/>
     </w:pPr>
     <w:rPr>
@@ -1371,7 +1551,10 @@
     <w:name w:val="Compact"/>
     <w:basedOn w:val="a0"/>
     <w:qFormat/>
-    <w:rsid w:val="00F01A5C"/>
+    <w:rsid w:val="00CE6519"/>
+    <w:pPr>
+      <w:spacing w:line="240" w:lineRule="auto"/>
+    </w:pPr>
     <w:rPr>
       <w:sz w:val="18"/>
     </w:rPr>
@@ -1682,11 +1865,11 @@
     <w:name w:val="Definition Term"/>
     <w:basedOn w:val="a"/>
     <w:next w:val="Definition"/>
-    <w:rsid w:val="000356F7"/>
+    <w:rsid w:val="009D4D4D"/>
     <w:pPr>
       <w:keepNext/>
       <w:keepLines/>
-      <w:spacing w:after="0"/>
+      <w:spacing w:after="0" w:line="400" w:lineRule="atLeast"/>
     </w:pPr>
     <w:rPr>
       <w:rFonts w:ascii="Times New Roman" w:eastAsia="宋体" w:hAnsi="Times New Roman"/>
@@ -1697,9 +1880,9 @@
   <w:style w:type="paragraph" w:customStyle="1" w:styleId="Definition">
     <w:name w:val="Definition"/>
     <w:basedOn w:val="a"/>
-    <w:rsid w:val="000356F7"/>
-    <w:pPr>
-      <w:spacing w:after="0"/>
+    <w:rsid w:val="003E56CD"/>
+    <w:pPr>
+      <w:spacing w:after="0" w:line="400" w:lineRule="atLeast"/>
     </w:pPr>
     <w:rPr>
       <w:rFonts w:ascii="Times New Roman" w:eastAsia="宋体" w:hAnsi="Times New Roman"/>
@@ -1812,7 +1995,7 @@
     <w:name w:val="正文文本 字符"/>
     <w:basedOn w:val="a1"/>
     <w:link w:val="a0"/>
-    <w:rsid w:val="00D6388D"/>
+    <w:rsid w:val="00343F7B"/>
     <w:rPr>
       <w:rFonts w:ascii="Times New Roman" w:eastAsia="宋体" w:hAnsi="Times New Roman"/>
       <w:sz w:val="21"/>

--- a/src/latex-to-word/templates/reference.docx
+++ b/src/latex-to-word/templates/reference.docx
@@ -5,6 +5,7 @@
     <w:p>
       <w:pPr>
         <w:pStyle w:val="a5"/>
+        <w:spacing w:after="480"/>
       </w:pPr>
       <w:r>
         <w:t>Title</w:t>
@@ -55,7 +56,6 @@
     <w:p>
       <w:pPr>
         <w:pStyle w:val="2"/>
-        <w:spacing w:before="120" w:after="120" w:line="240" w:lineRule="auto"/>
       </w:pPr>
       <w:bookmarkStart w:id="1" w:name="heading-2"/>
       <w:r>
@@ -66,7 +66,7 @@
     <w:p>
       <w:pPr>
         <w:pStyle w:val="3"/>
-        <w:spacing w:before="120" w:after="120" w:line="240" w:lineRule="auto"/>
+        <w:spacing w:before="400" w:after="200" w:line="240" w:lineRule="auto"/>
       </w:pPr>
       <w:bookmarkStart w:id="2" w:name="heading-3"/>
       <w:r>
@@ -77,7 +77,7 @@
     <w:p>
       <w:pPr>
         <w:pStyle w:val="4"/>
-        <w:spacing w:before="120" w:after="120" w:line="240" w:lineRule="auto"/>
+        <w:spacing w:before="200" w:after="100" w:line="240" w:lineRule="auto"/>
       </w:pPr>
       <w:bookmarkStart w:id="3" w:name="heading-4"/>
       <w:r>
@@ -451,7 +451,7 @@
   <w:abstractNum w:abstractNumId="0" w15:restartNumberingAfterBreak="0">
     <w:nsid w:val="FFFFFF7C"/>
     <w:multiLevelType w:val="singleLevel"/>
-    <w:tmpl w:val="408EF426"/>
+    <w:tmpl w:val="6E52DFFC"/>
     <w:lvl w:ilvl="0">
       <w:start w:val="1"/>
       <w:numFmt w:val="decimal"/>
@@ -468,7 +468,7 @@
   <w:abstractNum w:abstractNumId="1" w15:restartNumberingAfterBreak="0">
     <w:nsid w:val="FFFFFF7D"/>
     <w:multiLevelType w:val="singleLevel"/>
-    <w:tmpl w:val="5DAE3ED8"/>
+    <w:tmpl w:val="5FC225C6"/>
     <w:lvl w:ilvl="0">
       <w:start w:val="1"/>
       <w:numFmt w:val="decimal"/>
@@ -485,7 +485,7 @@
   <w:abstractNum w:abstractNumId="2" w15:restartNumberingAfterBreak="0">
     <w:nsid w:val="FFFFFF7E"/>
     <w:multiLevelType w:val="singleLevel"/>
-    <w:tmpl w:val="F97481D6"/>
+    <w:tmpl w:val="6E6A48B2"/>
     <w:lvl w:ilvl="0">
       <w:start w:val="1"/>
       <w:numFmt w:val="decimal"/>
@@ -502,7 +502,7 @@
   <w:abstractNum w:abstractNumId="3" w15:restartNumberingAfterBreak="0">
     <w:nsid w:val="FFFFFF7F"/>
     <w:multiLevelType w:val="singleLevel"/>
-    <w:tmpl w:val="A412D326"/>
+    <w:tmpl w:val="6B9A6808"/>
     <w:lvl w:ilvl="0">
       <w:start w:val="1"/>
       <w:numFmt w:val="decimal"/>
@@ -519,7 +519,7 @@
   <w:abstractNum w:abstractNumId="4" w15:restartNumberingAfterBreak="0">
     <w:nsid w:val="FFFFFF80"/>
     <w:multiLevelType w:val="singleLevel"/>
-    <w:tmpl w:val="8B5E16DA"/>
+    <w:tmpl w:val="E592A4FA"/>
     <w:lvl w:ilvl="0">
       <w:start w:val="1"/>
       <w:numFmt w:val="bullet"/>
@@ -539,7 +539,7 @@
   <w:abstractNum w:abstractNumId="5" w15:restartNumberingAfterBreak="0">
     <w:nsid w:val="FFFFFF81"/>
     <w:multiLevelType w:val="singleLevel"/>
-    <w:tmpl w:val="5FACBD9C"/>
+    <w:tmpl w:val="900EEB78"/>
     <w:lvl w:ilvl="0">
       <w:start w:val="1"/>
       <w:numFmt w:val="bullet"/>
@@ -559,7 +559,7 @@
   <w:abstractNum w:abstractNumId="6" w15:restartNumberingAfterBreak="0">
     <w:nsid w:val="FFFFFF82"/>
     <w:multiLevelType w:val="singleLevel"/>
-    <w:tmpl w:val="C9A08994"/>
+    <w:tmpl w:val="E4CE7840"/>
     <w:lvl w:ilvl="0">
       <w:start w:val="1"/>
       <w:numFmt w:val="bullet"/>
@@ -579,7 +579,7 @@
   <w:abstractNum w:abstractNumId="7" w15:restartNumberingAfterBreak="0">
     <w:nsid w:val="FFFFFF83"/>
     <w:multiLevelType w:val="singleLevel"/>
-    <w:tmpl w:val="1E4836C6"/>
+    <w:tmpl w:val="7E0AE9BE"/>
     <w:lvl w:ilvl="0">
       <w:start w:val="1"/>
       <w:numFmt w:val="bullet"/>
@@ -599,7 +599,7 @@
   <w:abstractNum w:abstractNumId="8" w15:restartNumberingAfterBreak="0">
     <w:nsid w:val="FFFFFF88"/>
     <w:multiLevelType w:val="singleLevel"/>
-    <w:tmpl w:val="FF90F6E0"/>
+    <w:tmpl w:val="86B699F2"/>
     <w:lvl w:ilvl="0">
       <w:start w:val="1"/>
       <w:numFmt w:val="decimal"/>
@@ -616,7 +616,7 @@
   <w:abstractNum w:abstractNumId="9" w15:restartNumberingAfterBreak="0">
     <w:nsid w:val="FFFFFF89"/>
     <w:multiLevelType w:val="singleLevel"/>
-    <w:tmpl w:val="19B6AEB6"/>
+    <w:tmpl w:val="457E5F2C"/>
     <w:lvl w:ilvl="0">
       <w:start w:val="1"/>
       <w:numFmt w:val="bullet"/>
@@ -740,22 +740,21 @@
   <w:abstractNum w:abstractNumId="11" w15:restartNumberingAfterBreak="0">
     <w:nsid w:val="7D806E40"/>
     <w:multiLevelType w:val="multilevel"/>
-    <w:tmpl w:val="9A7E509C"/>
+    <w:tmpl w:val="F2B00D14"/>
     <w:lvl w:ilvl="0">
       <w:start w:val="1"/>
       <w:numFmt w:val="chineseCountingThousand"/>
       <w:pStyle w:val="1"/>
-      <w:suff w:val="nothing"/>
-      <w:lvlText w:val="%1、"/>
-      <w:lvlJc w:val="left"/>
-      <w:pPr>
-        <w:ind w:left="-32767" w:firstLine="32767"/>
+      <w:lvlText w:val="第%1章"/>
+      <w:lvlJc w:val="left"/>
+      <w:pPr>
+        <w:ind w:left="0" w:firstLine="0"/>
       </w:pPr>
       <w:rPr>
-        <w:rFonts w:eastAsia="黑体" w:hint="eastAsia"/>
+        <w:rFonts w:eastAsia="宋体" w:hint="eastAsia"/>
         <w:b w:val="0"/>
         <w:i w:val="0"/>
-        <w:sz w:val="24"/>
+        <w:sz w:val="48"/>
       </w:rPr>
     </w:lvl>
     <w:lvl w:ilvl="1">
@@ -763,8 +762,7 @@
       <w:numFmt w:val="decimal"/>
       <w:pStyle w:val="2"/>
       <w:isLgl/>
-      <w:suff w:val="nothing"/>
-      <w:lvlText w:val="%1.%2  "/>
+      <w:lvlText w:val="%1.%2"/>
       <w:lvlJc w:val="left"/>
       <w:pPr>
         <w:ind w:left="0" w:firstLine="0"/>
@@ -773,7 +771,7 @@
         <w:rFonts w:ascii="Times New Roman" w:hAnsi="Times New Roman" w:hint="default"/>
         <w:b w:val="0"/>
         <w:i w:val="0"/>
-        <w:sz w:val="21"/>
+        <w:sz w:val="36"/>
       </w:rPr>
     </w:lvl>
     <w:lvl w:ilvl="2">
@@ -781,8 +779,7 @@
       <w:numFmt w:val="decimal"/>
       <w:pStyle w:val="3"/>
       <w:isLgl/>
-      <w:suff w:val="nothing"/>
-      <w:lvlText w:val="%1.%2.%3  "/>
+      <w:lvlText w:val="%1.%2.%3"/>
       <w:lvlJc w:val="left"/>
       <w:pPr>
         <w:ind w:left="0" w:firstLine="0"/>
@@ -791,7 +788,7 @@
         <w:rFonts w:ascii="Times New Roman" w:hAnsi="Times New Roman" w:hint="default"/>
         <w:b w:val="0"/>
         <w:i w:val="0"/>
-        <w:sz w:val="21"/>
+        <w:sz w:val="30"/>
       </w:rPr>
     </w:lvl>
     <w:lvl w:ilvl="3">
@@ -809,7 +806,7 @@
         <w:rFonts w:ascii="Times New Roman" w:hAnsi="Times New Roman" w:hint="default"/>
         <w:b w:val="0"/>
         <w:i w:val="0"/>
-        <w:sz w:val="21"/>
+        <w:sz w:val="24"/>
       </w:rPr>
     </w:lvl>
     <w:lvl w:ilvl="4">
@@ -1290,7 +1287,7 @@
     <w:link w:val="10"/>
     <w:uiPriority w:val="9"/>
     <w:qFormat/>
-    <w:rsid w:val="009B70B7"/>
+    <w:rsid w:val="00472670"/>
     <w:pPr>
       <w:keepNext/>
       <w:keepLines/>
@@ -1298,10 +1295,12 @@
         <w:numId w:val="12"/>
       </w:numPr>
       <w:spacing w:after="0" w:line="360" w:lineRule="auto"/>
+      <w:jc w:val="center"/>
       <w:outlineLvl w:val="0"/>
     </w:pPr>
     <w:rPr>
-      <w:rFonts w:ascii="Times New Roman" w:eastAsia="黑体" w:hAnsi="Times New Roman" w:cstheme="majorBidi"/>
+      <w:rFonts w:ascii="Times New Roman" w:eastAsia="宋体" w:hAnsi="Times New Roman" w:cstheme="majorBidi"/>
+      <w:sz w:val="48"/>
       <w:szCs w:val="40"/>
     </w:rPr>
   </w:style>
@@ -1313,7 +1312,7 @@
     <w:uiPriority w:val="9"/>
     <w:unhideWhenUsed/>
     <w:qFormat/>
-    <w:rsid w:val="00875A5C"/>
+    <w:rsid w:val="00472670"/>
     <w:pPr>
       <w:keepNext/>
       <w:keepLines/>
@@ -1321,12 +1320,13 @@
         <w:ilvl w:val="1"/>
         <w:numId w:val="12"/>
       </w:numPr>
-      <w:spacing w:after="0" w:line="360" w:lineRule="auto"/>
+      <w:spacing w:after="240" w:line="360" w:lineRule="auto"/>
+      <w:jc w:val="center"/>
       <w:outlineLvl w:val="1"/>
     </w:pPr>
     <w:rPr>
-      <w:rFonts w:ascii="Times New Roman" w:eastAsia="仿宋" w:hAnsi="Times New Roman" w:cstheme="majorBidi"/>
-      <w:sz w:val="21"/>
+      <w:rFonts w:ascii="Times New Roman" w:eastAsia="宋体" w:hAnsi="Times New Roman" w:cstheme="majorBidi"/>
+      <w:sz w:val="36"/>
       <w:szCs w:val="32"/>
     </w:rPr>
   </w:style>
@@ -1336,10 +1336,9 @@
     <w:next w:val="a0"/>
     <w:link w:val="30"/>
     <w:uiPriority w:val="9"/>
-    <w:semiHidden/>
     <w:unhideWhenUsed/>
     <w:qFormat/>
-    <w:rsid w:val="009B70B7"/>
+    <w:rsid w:val="00DC09EC"/>
     <w:pPr>
       <w:keepNext/>
       <w:keepLines/>
@@ -1352,7 +1351,7 @@
     </w:pPr>
     <w:rPr>
       <w:rFonts w:ascii="Times New Roman" w:eastAsia="宋体" w:hAnsi="Times New Roman" w:cstheme="majorBidi"/>
-      <w:sz w:val="21"/>
+      <w:sz w:val="30"/>
       <w:szCs w:val="28"/>
     </w:rPr>
   </w:style>
@@ -1362,10 +1361,9 @@
     <w:next w:val="a0"/>
     <w:link w:val="40"/>
     <w:uiPriority w:val="9"/>
-    <w:semiHidden/>
     <w:unhideWhenUsed/>
     <w:qFormat/>
-    <w:rsid w:val="009B70B7"/>
+    <w:rsid w:val="00D97300"/>
     <w:pPr>
       <w:keepNext/>
       <w:keepLines/>
@@ -1379,7 +1377,6 @@
     <w:rPr>
       <w:rFonts w:ascii="Times New Roman" w:eastAsia="宋体" w:hAnsi="Times New Roman" w:cstheme="majorBidi"/>
       <w:iCs/>
-      <w:sz w:val="21"/>
     </w:rPr>
   </w:style>
   <w:style w:type="paragraph" w:styleId="5">
@@ -1699,9 +1696,10 @@
     <w:basedOn w:val="a1"/>
     <w:link w:val="1"/>
     <w:uiPriority w:val="9"/>
-    <w:rsid w:val="009B70B7"/>
-    <w:rPr>
-      <w:rFonts w:ascii="Times New Roman" w:eastAsia="黑体" w:hAnsi="Times New Roman" w:cstheme="majorBidi"/>
+    <w:rsid w:val="00472670"/>
+    <w:rPr>
+      <w:rFonts w:ascii="Times New Roman" w:eastAsia="宋体" w:hAnsi="Times New Roman" w:cstheme="majorBidi"/>
+      <w:sz w:val="48"/>
       <w:szCs w:val="40"/>
     </w:rPr>
   </w:style>
@@ -1710,10 +1708,10 @@
     <w:basedOn w:val="a1"/>
     <w:link w:val="2"/>
     <w:uiPriority w:val="9"/>
-    <w:rsid w:val="00875A5C"/>
-    <w:rPr>
-      <w:rFonts w:ascii="Times New Roman" w:eastAsia="仿宋" w:hAnsi="Times New Roman" w:cstheme="majorBidi"/>
-      <w:sz w:val="21"/>
+    <w:rsid w:val="00472670"/>
+    <w:rPr>
+      <w:rFonts w:ascii="Times New Roman" w:eastAsia="宋体" w:hAnsi="Times New Roman" w:cstheme="majorBidi"/>
+      <w:sz w:val="36"/>
       <w:szCs w:val="32"/>
     </w:rPr>
   </w:style>
@@ -1722,11 +1720,10 @@
     <w:basedOn w:val="a1"/>
     <w:link w:val="3"/>
     <w:uiPriority w:val="9"/>
-    <w:semiHidden/>
-    <w:rsid w:val="009B70B7"/>
+    <w:rsid w:val="00DC09EC"/>
     <w:rPr>
       <w:rFonts w:ascii="Times New Roman" w:eastAsia="宋体" w:hAnsi="Times New Roman" w:cstheme="majorBidi"/>
-      <w:sz w:val="21"/>
+      <w:sz w:val="30"/>
       <w:szCs w:val="28"/>
     </w:rPr>
   </w:style>
@@ -1735,12 +1732,10 @@
     <w:basedOn w:val="a1"/>
     <w:link w:val="4"/>
     <w:uiPriority w:val="9"/>
-    <w:semiHidden/>
-    <w:rsid w:val="009B70B7"/>
+    <w:rsid w:val="00D97300"/>
     <w:rPr>
       <w:rFonts w:ascii="Times New Roman" w:eastAsia="宋体" w:hAnsi="Times New Roman" w:cstheme="majorBidi"/>
       <w:iCs/>
-      <w:sz w:val="21"/>
     </w:rPr>
   </w:style>
   <w:style w:type="character" w:customStyle="1" w:styleId="50">

--- a/src/latex-to-word/templates/reference.docx
+++ b/src/latex-to-word/templates/reference.docx
@@ -214,7 +214,7 @@
       <w:r>
         <w:t xml:space="preserve">. </w:t>
       </w:r>
-      <w:hyperlink r:id="rId7">
+      <w:hyperlink r:id="rId8">
         <w:r>
           <w:rPr>
             <w:rStyle w:val="af0"/>
@@ -366,6 +366,22 @@
         <w:t>Definition</w:t>
       </w:r>
     </w:p>
+    <w:p>
+      <w:pPr>
+        <w:pStyle w:val="Displayedformula"/>
+        <w:rPr>
+          <w:rFonts w:hint="eastAsia"/>
+        </w:rPr>
+      </w:pPr>
+      <w:r>
+        <w:t xml:space="preserve">Displayed </w:t>
+      </w:r>
+      <w:proofErr w:type="spellStart"/>
+      <w:r>
+        <w:t>formula</w:t>
+      </w:r>
+      <w:proofErr w:type="spellEnd"/>
+    </w:p>
     <w:sectPr>
       <w:footnotePr>
         <w:numRestart w:val="eachSect"/>
@@ -451,7 +467,7 @@
   <w:abstractNum w:abstractNumId="0" w15:restartNumberingAfterBreak="0">
     <w:nsid w:val="FFFFFF7C"/>
     <w:multiLevelType w:val="singleLevel"/>
-    <w:tmpl w:val="6E52DFFC"/>
+    <w:tmpl w:val="B2224094"/>
     <w:lvl w:ilvl="0">
       <w:start w:val="1"/>
       <w:numFmt w:val="decimal"/>
@@ -468,7 +484,7 @@
   <w:abstractNum w:abstractNumId="1" w15:restartNumberingAfterBreak="0">
     <w:nsid w:val="FFFFFF7D"/>
     <w:multiLevelType w:val="singleLevel"/>
-    <w:tmpl w:val="5FC225C6"/>
+    <w:tmpl w:val="B70A8674"/>
     <w:lvl w:ilvl="0">
       <w:start w:val="1"/>
       <w:numFmt w:val="decimal"/>
@@ -485,7 +501,7 @@
   <w:abstractNum w:abstractNumId="2" w15:restartNumberingAfterBreak="0">
     <w:nsid w:val="FFFFFF7E"/>
     <w:multiLevelType w:val="singleLevel"/>
-    <w:tmpl w:val="6E6A48B2"/>
+    <w:tmpl w:val="E5044C7C"/>
     <w:lvl w:ilvl="0">
       <w:start w:val="1"/>
       <w:numFmt w:val="decimal"/>
@@ -502,7 +518,7 @@
   <w:abstractNum w:abstractNumId="3" w15:restartNumberingAfterBreak="0">
     <w:nsid w:val="FFFFFF7F"/>
     <w:multiLevelType w:val="singleLevel"/>
-    <w:tmpl w:val="6B9A6808"/>
+    <w:tmpl w:val="25522D64"/>
     <w:lvl w:ilvl="0">
       <w:start w:val="1"/>
       <w:numFmt w:val="decimal"/>
@@ -519,7 +535,7 @@
   <w:abstractNum w:abstractNumId="4" w15:restartNumberingAfterBreak="0">
     <w:nsid w:val="FFFFFF80"/>
     <w:multiLevelType w:val="singleLevel"/>
-    <w:tmpl w:val="E592A4FA"/>
+    <w:tmpl w:val="1CD2E96E"/>
     <w:lvl w:ilvl="0">
       <w:start w:val="1"/>
       <w:numFmt w:val="bullet"/>
@@ -539,7 +555,7 @@
   <w:abstractNum w:abstractNumId="5" w15:restartNumberingAfterBreak="0">
     <w:nsid w:val="FFFFFF81"/>
     <w:multiLevelType w:val="singleLevel"/>
-    <w:tmpl w:val="900EEB78"/>
+    <w:tmpl w:val="33747446"/>
     <w:lvl w:ilvl="0">
       <w:start w:val="1"/>
       <w:numFmt w:val="bullet"/>
@@ -559,7 +575,7 @@
   <w:abstractNum w:abstractNumId="6" w15:restartNumberingAfterBreak="0">
     <w:nsid w:val="FFFFFF82"/>
     <w:multiLevelType w:val="singleLevel"/>
-    <w:tmpl w:val="E4CE7840"/>
+    <w:tmpl w:val="C804D086"/>
     <w:lvl w:ilvl="0">
       <w:start w:val="1"/>
       <w:numFmt w:val="bullet"/>
@@ -579,7 +595,7 @@
   <w:abstractNum w:abstractNumId="7" w15:restartNumberingAfterBreak="0">
     <w:nsid w:val="FFFFFF83"/>
     <w:multiLevelType w:val="singleLevel"/>
-    <w:tmpl w:val="7E0AE9BE"/>
+    <w:tmpl w:val="F656C1C8"/>
     <w:lvl w:ilvl="0">
       <w:start w:val="1"/>
       <w:numFmt w:val="bullet"/>
@@ -599,7 +615,7 @@
   <w:abstractNum w:abstractNumId="8" w15:restartNumberingAfterBreak="0">
     <w:nsid w:val="FFFFFF88"/>
     <w:multiLevelType w:val="singleLevel"/>
-    <w:tmpl w:val="86B699F2"/>
+    <w:tmpl w:val="F1A6F290"/>
     <w:lvl w:ilvl="0">
       <w:start w:val="1"/>
       <w:numFmt w:val="decimal"/>
@@ -616,7 +632,7 @@
   <w:abstractNum w:abstractNumId="9" w15:restartNumberingAfterBreak="0">
     <w:nsid w:val="FFFFFF89"/>
     <w:multiLevelType w:val="singleLevel"/>
-    <w:tmpl w:val="457E5F2C"/>
+    <w:tmpl w:val="C9D6BF86"/>
     <w:lvl w:ilvl="0">
       <w:start w:val="1"/>
       <w:numFmt w:val="bullet"/>
@@ -1996,6 +2012,24 @@
       <w:sz w:val="21"/>
     </w:rPr>
   </w:style>
+  <w:style w:type="paragraph" w:customStyle="1" w:styleId="Displayedformula">
+    <w:name w:val="Displayed formula"/>
+    <w:next w:val="a0"/>
+    <w:qFormat/>
+    <w:rsid w:val="00CD503A"/>
+    <w:pPr>
+      <w:tabs>
+        <w:tab w:val="center" w:pos="4320"/>
+        <w:tab w:val="right" w:pos="8640"/>
+      </w:tabs>
+      <w:spacing w:after="0"/>
+      <w:jc w:val="center"/>
+    </w:pPr>
+    <w:rPr>
+      <w:rFonts w:ascii="Times New Roman" w:eastAsia="宋体" w:hAnsi="Times New Roman"/>
+      <w:sz w:val="21"/>
+    </w:rPr>
+  </w:style>
 </w:styles>
 </file>
 
@@ -2292,4 +2326,16 @@
     </a:ext>
   </a:extLst>
 </a:theme>
+</file>
+
+<file path=customXml/item1.xml><?xml version="1.0" encoding="utf-8"?>
+<b:Sources xmlns:b="http://schemas.openxmlformats.org/officeDocument/2006/bibliography" xmlns="http://schemas.openxmlformats.org/officeDocument/2006/bibliography" SelectedStyle="\APASixthEditionOfficeOnline.xsl" StyleName="APA" Version="6"/>
+</file>
+
+<file path=customXml/itemProps1.xml><?xml version="1.0" encoding="utf-8"?>
+<ds:datastoreItem xmlns:ds="http://schemas.openxmlformats.org/officeDocument/2006/customXml" ds:itemID="{E8E5F060-4B56-461C-AF50-465B9279D60A}">
+  <ds:schemaRefs>
+    <ds:schemaRef ds:uri="http://schemas.openxmlformats.org/officeDocument/2006/bibliography"/>
+  </ds:schemaRefs>
+</ds:datastoreItem>
 </file>
--- a/src/latex-to-word/templates/reference.docx
+++ b/src/latex-to-word/templates/reference.docx
@@ -217,7 +217,7 @@
       <w:hyperlink r:id="rId8">
         <w:r>
           <w:rPr>
-            <w:rStyle w:val="af0"/>
+            <w:rStyle w:val="af1"/>
           </w:rPr>
           <w:t>Hyperlink</w:t>
         </w:r>
@@ -227,7 +227,7 @@
       </w:r>
       <w:r>
         <w:rPr>
-          <w:rStyle w:val="af"/>
+          <w:rStyle w:val="af0"/>
         </w:rPr>
         <w:footnoteReference w:id="1"/>
       </w:r>
@@ -369,18 +369,10 @@
     <w:p>
       <w:pPr>
         <w:pStyle w:val="Displayedformula"/>
-        <w:rPr>
-          <w:rFonts w:hint="eastAsia"/>
-        </w:rPr>
-      </w:pPr>
-      <w:r>
-        <w:t xml:space="preserve">Displayed </w:t>
-      </w:r>
-      <w:proofErr w:type="spellStart"/>
-      <w:r>
-        <w:t>formula</w:t>
-      </w:r>
-      <w:proofErr w:type="spellEnd"/>
+      </w:pPr>
+      <w:r>
+        <w:t>Displayed formula</w:t>
+      </w:r>
     </w:p>
     <w:sectPr>
       <w:footnotePr>
@@ -442,7 +434,7 @@
       </w:pPr>
       <w:r>
         <w:rPr>
-          <w:rStyle w:val="af"/>
+          <w:rStyle w:val="af0"/>
         </w:rPr>
         <w:footnoteRef/>
       </w:r>
@@ -1850,18 +1842,21 @@
   </w:style>
   <w:style w:type="table" w:customStyle="1" w:styleId="Table">
     <w:name w:val="Table"/>
+    <w:basedOn w:val="ad"/>
     <w:semiHidden/>
     <w:unhideWhenUsed/>
     <w:qFormat/>
+    <w:rsid w:val="00882DFB"/>
+    <w:rPr>
+      <w:rFonts w:ascii="Times New Roman" w:eastAsia="宋体" w:hAnsi="Times New Roman"/>
+      <w:sz w:val="18"/>
+    </w:rPr>
     <w:tblPr>
-      <w:tblInd w:w="0" w:type="dxa"/>
-      <w:tblCellMar>
-        <w:top w:w="0" w:type="dxa"/>
-        <w:left w:w="108" w:type="dxa"/>
-        <w:bottom w:w="0" w:type="dxa"/>
-        <w:right w:w="108" w:type="dxa"/>
-      </w:tblCellMar>
+      <w:jc w:val="center"/>
     </w:tblPr>
+    <w:trPr>
+      <w:jc w:val="center"/>
+    </w:trPr>
     <w:tblStylePr w:type="firstRow">
       <w:tblPr/>
       <w:tcPr>
@@ -1900,10 +1895,10 @@
       <w:sz w:val="21"/>
     </w:rPr>
   </w:style>
-  <w:style w:type="paragraph" w:styleId="ad">
+  <w:style w:type="paragraph" w:styleId="ae">
     <w:name w:val="caption"/>
     <w:basedOn w:val="a"/>
-    <w:link w:val="ae"/>
+    <w:link w:val="af"/>
     <w:pPr>
       <w:spacing w:after="120"/>
     </w:pPr>
@@ -1913,7 +1908,7 @@
   </w:style>
   <w:style w:type="paragraph" w:customStyle="1" w:styleId="TableCaption">
     <w:name w:val="Table Caption"/>
-    <w:basedOn w:val="ad"/>
+    <w:basedOn w:val="ae"/>
     <w:rsid w:val="008D2DCF"/>
     <w:pPr>
       <w:keepNext/>
@@ -1928,7 +1923,7 @@
   </w:style>
   <w:style w:type="paragraph" w:customStyle="1" w:styleId="ImageCaption">
     <w:name w:val="Image Caption"/>
-    <w:basedOn w:val="ad"/>
+    <w:basedOn w:val="ae"/>
     <w:rsid w:val="008D2DCF"/>
     <w:pPr>
       <w:spacing w:after="0"/>
@@ -1954,14 +1949,14 @@
       <w:jc w:val="center"/>
     </w:pPr>
   </w:style>
-  <w:style w:type="character" w:customStyle="1" w:styleId="ae">
+  <w:style w:type="character" w:customStyle="1" w:styleId="af">
     <w:name w:val="题注 字符"/>
     <w:basedOn w:val="a1"/>
-    <w:link w:val="ad"/>
+    <w:link w:val="ae"/>
   </w:style>
   <w:style w:type="character" w:customStyle="1" w:styleId="VerbatimChar">
     <w:name w:val="Verbatim Char"/>
-    <w:basedOn w:val="ae"/>
+    <w:basedOn w:val="af"/>
     <w:rsid w:val="008D2DCF"/>
     <w:rPr>
       <w:rFonts w:ascii="Times New Roman" w:eastAsia="宋体" w:hAnsi="Times New Roman"/>
@@ -1970,18 +1965,18 @@
   </w:style>
   <w:style w:type="character" w:customStyle="1" w:styleId="SectionNumber">
     <w:name w:val="Section Number"/>
-    <w:basedOn w:val="ae"/>
-  </w:style>
-  <w:style w:type="character" w:styleId="af">
+    <w:basedOn w:val="af"/>
+  </w:style>
+  <w:style w:type="character" w:styleId="af0">
     <w:name w:val="footnote reference"/>
-    <w:basedOn w:val="ae"/>
+    <w:basedOn w:val="af"/>
     <w:rPr>
       <w:vertAlign w:val="superscript"/>
     </w:rPr>
   </w:style>
-  <w:style w:type="character" w:styleId="af0">
+  <w:style w:type="character" w:styleId="af1">
     <w:name w:val="Hyperlink"/>
-    <w:basedOn w:val="ae"/>
+    <w:basedOn w:val="af"/>
     <w:rPr>
       <w:color w:val="156082" w:themeColor="accent1"/>
     </w:rPr>
@@ -2029,6 +2024,23 @@
       <w:rFonts w:ascii="Times New Roman" w:eastAsia="宋体" w:hAnsi="Times New Roman"/>
       <w:sz w:val="21"/>
     </w:rPr>
+  </w:style>
+  <w:style w:type="table" w:styleId="ad">
+    <w:name w:val="Table Theme"/>
+    <w:basedOn w:val="a2"/>
+    <w:semiHidden/>
+    <w:unhideWhenUsed/>
+    <w:rsid w:val="00882DFB"/>
+    <w:tblPr>
+      <w:tblBorders>
+        <w:top w:val="single" w:sz="4" w:space="0" w:color="auto"/>
+        <w:left w:val="single" w:sz="4" w:space="0" w:color="auto"/>
+        <w:bottom w:val="single" w:sz="4" w:space="0" w:color="auto"/>
+        <w:right w:val="single" w:sz="4" w:space="0" w:color="auto"/>
+        <w:insideH w:val="single" w:sz="4" w:space="0" w:color="auto"/>
+        <w:insideV w:val="single" w:sz="4" w:space="0" w:color="auto"/>
+      </w:tblBorders>
+    </w:tblPr>
   </w:style>
 </w:styles>
 </file>

--- a/src/latex-to-word/templates/reference.docx
+++ b/src/latex-to-word/templates/reference.docx
@@ -46,6 +46,7 @@
     <w:p>
       <w:pPr>
         <w:pStyle w:val="1"/>
+        <w:spacing w:before="1000" w:after="800" w:line="240" w:lineRule="auto"/>
       </w:pPr>
       <w:bookmarkStart w:id="0" w:name="heading-1"/>
       <w:r>
@@ -56,6 +57,7 @@
     <w:p>
       <w:pPr>
         <w:pStyle w:val="2"/>
+        <w:spacing w:before="600" w:after="400" w:line="240" w:lineRule="auto"/>
       </w:pPr>
       <w:bookmarkStart w:id="1" w:name="heading-2"/>
       <w:r>
@@ -354,6 +356,7 @@
       </w:pPr>
       <w:proofErr w:type="spellStart"/>
       <w:r>
+        <w:lastRenderedPageBreak/>
         <w:t>DefinitionTerm</w:t>
       </w:r>
       <w:proofErr w:type="spellEnd"/>
@@ -1850,6 +1853,7 @@
     <w:rPr>
       <w:rFonts w:ascii="Times New Roman" w:eastAsia="宋体" w:hAnsi="Times New Roman"/>
       <w:sz w:val="18"/>
+      <w:szCs w:val="20"/>
     </w:rPr>
     <w:tblPr>
       <w:jc w:val="center"/>

--- a/src/latex-to-word/templates/reference.docx
+++ b/src/latex-to-word/templates/reference.docx
@@ -46,7 +46,6 @@
     <w:p>
       <w:pPr>
         <w:pStyle w:val="1"/>
-        <w:spacing w:before="1000" w:after="800" w:line="240" w:lineRule="auto"/>
       </w:pPr>
       <w:bookmarkStart w:id="0" w:name="heading-1"/>
       <w:r>
@@ -57,7 +56,6 @@
     <w:p>
       <w:pPr>
         <w:pStyle w:val="2"/>
-        <w:spacing w:before="600" w:after="400" w:line="240" w:lineRule="auto"/>
       </w:pPr>
       <w:bookmarkStart w:id="1" w:name="heading-2"/>
       <w:r>
@@ -68,7 +66,6 @@
     <w:p>
       <w:pPr>
         <w:pStyle w:val="3"/>
-        <w:spacing w:before="400" w:after="200" w:line="240" w:lineRule="auto"/>
       </w:pPr>
       <w:bookmarkStart w:id="2" w:name="heading-3"/>
       <w:r>
@@ -79,7 +76,6 @@
     <w:p>
       <w:pPr>
         <w:pStyle w:val="4"/>
-        <w:spacing w:before="200" w:after="100" w:line="240" w:lineRule="auto"/>
       </w:pPr>
       <w:bookmarkStart w:id="3" w:name="heading-4"/>
       <w:r>
@@ -295,6 +291,9 @@
         </w:tc>
       </w:tr>
       <w:tr>
+        <w:trPr>
+          <w:cnfStyle w:val="010000000000" w:firstRow="0" w:lastRow="1" w:firstColumn="0" w:lastColumn="0" w:oddVBand="0" w:evenVBand="0" w:oddHBand="0" w:evenHBand="0" w:firstRowFirstColumn="0" w:firstRowLastColumn="0" w:lastRowFirstColumn="0" w:lastRowLastColumn="0"/>
+        </w:trPr>
         <w:tc>
           <w:tcPr>
             <w:tcW w:w="0" w:type="auto"/>
@@ -751,7 +750,7 @@
   <w:abstractNum w:abstractNumId="11" w15:restartNumberingAfterBreak="0">
     <w:nsid w:val="7D806E40"/>
     <w:multiLevelType w:val="multilevel"/>
-    <w:tmpl w:val="F2B00D14"/>
+    <w:tmpl w:val="1898C1AE"/>
     <w:lvl w:ilvl="0">
       <w:start w:val="1"/>
       <w:numFmt w:val="chineseCountingThousand"/>
@@ -1298,14 +1297,14 @@
     <w:link w:val="10"/>
     <w:uiPriority w:val="9"/>
     <w:qFormat/>
-    <w:rsid w:val="00472670"/>
+    <w:rsid w:val="00BA5780"/>
     <w:pPr>
       <w:keepNext/>
       <w:keepLines/>
       <w:numPr>
         <w:numId w:val="12"/>
       </w:numPr>
-      <w:spacing w:after="0" w:line="360" w:lineRule="auto"/>
+      <w:spacing w:before="1000" w:after="800"/>
       <w:jc w:val="center"/>
       <w:outlineLvl w:val="0"/>
     </w:pPr>
@@ -1323,7 +1322,7 @@
     <w:uiPriority w:val="9"/>
     <w:unhideWhenUsed/>
     <w:qFormat/>
-    <w:rsid w:val="00472670"/>
+    <w:rsid w:val="00BA5780"/>
     <w:pPr>
       <w:keepNext/>
       <w:keepLines/>
@@ -1331,7 +1330,7 @@
         <w:ilvl w:val="1"/>
         <w:numId w:val="12"/>
       </w:numPr>
-      <w:spacing w:after="240" w:line="360" w:lineRule="auto"/>
+      <w:spacing w:before="600" w:after="400"/>
       <w:jc w:val="center"/>
       <w:outlineLvl w:val="1"/>
     </w:pPr>
@@ -1349,7 +1348,7 @@
     <w:uiPriority w:val="9"/>
     <w:unhideWhenUsed/>
     <w:qFormat/>
-    <w:rsid w:val="00DC09EC"/>
+    <w:rsid w:val="00BA5780"/>
     <w:pPr>
       <w:keepNext/>
       <w:keepLines/>
@@ -1357,7 +1356,7 @@
         <w:ilvl w:val="2"/>
         <w:numId w:val="12"/>
       </w:numPr>
-      <w:spacing w:after="0" w:line="360" w:lineRule="auto"/>
+      <w:spacing w:before="400"/>
       <w:outlineLvl w:val="2"/>
     </w:pPr>
     <w:rPr>
@@ -1374,7 +1373,7 @@
     <w:uiPriority w:val="9"/>
     <w:unhideWhenUsed/>
     <w:qFormat/>
-    <w:rsid w:val="00D97300"/>
+    <w:rsid w:val="00BA5780"/>
     <w:pPr>
       <w:keepNext/>
       <w:keepLines/>
@@ -1382,7 +1381,7 @@
         <w:ilvl w:val="3"/>
         <w:numId w:val="12"/>
       </w:numPr>
-      <w:spacing w:after="0" w:line="360" w:lineRule="auto"/>
+      <w:spacing w:before="200" w:after="100"/>
       <w:outlineLvl w:val="3"/>
     </w:pPr>
     <w:rPr>
@@ -1707,7 +1706,7 @@
     <w:basedOn w:val="a1"/>
     <w:link w:val="1"/>
     <w:uiPriority w:val="9"/>
-    <w:rsid w:val="00472670"/>
+    <w:rsid w:val="00BA5780"/>
     <w:rPr>
       <w:rFonts w:ascii="Times New Roman" w:eastAsia="宋体" w:hAnsi="Times New Roman" w:cstheme="majorBidi"/>
       <w:sz w:val="48"/>
@@ -1719,7 +1718,7 @@
     <w:basedOn w:val="a1"/>
     <w:link w:val="2"/>
     <w:uiPriority w:val="9"/>
-    <w:rsid w:val="00472670"/>
+    <w:rsid w:val="00BA5780"/>
     <w:rPr>
       <w:rFonts w:ascii="Times New Roman" w:eastAsia="宋体" w:hAnsi="Times New Roman" w:cstheme="majorBidi"/>
       <w:sz w:val="36"/>
@@ -1731,7 +1730,7 @@
     <w:basedOn w:val="a1"/>
     <w:link w:val="3"/>
     <w:uiPriority w:val="9"/>
-    <w:rsid w:val="00DC09EC"/>
+    <w:rsid w:val="00BA5780"/>
     <w:rPr>
       <w:rFonts w:ascii="Times New Roman" w:eastAsia="宋体" w:hAnsi="Times New Roman" w:cstheme="majorBidi"/>
       <w:sz w:val="30"/>
@@ -1743,7 +1742,7 @@
     <w:basedOn w:val="a1"/>
     <w:link w:val="4"/>
     <w:uiPriority w:val="9"/>
-    <w:rsid w:val="00D97300"/>
+    <w:rsid w:val="00BA5780"/>
     <w:rPr>
       <w:rFonts w:ascii="Times New Roman" w:eastAsia="宋体" w:hAnsi="Times New Roman" w:cstheme="majorBidi"/>
       <w:iCs/>
@@ -1849,7 +1848,11 @@
     <w:semiHidden/>
     <w:unhideWhenUsed/>
     <w:qFormat/>
-    <w:rsid w:val="00882DFB"/>
+    <w:rsid w:val="00BA5780"/>
+    <w:pPr>
+      <w:spacing w:after="0"/>
+      <w:jc w:val="center"/>
+    </w:pPr>
     <w:rPr>
       <w:rFonts w:ascii="Times New Roman" w:eastAsia="宋体" w:hAnsi="Times New Roman"/>
       <w:sz w:val="18"/>
@@ -1857,17 +1860,36 @@
     </w:rPr>
     <w:tblPr>
       <w:jc w:val="center"/>
+      <w:tblBorders>
+        <w:top w:val="none" w:sz="0" w:space="0" w:color="auto"/>
+        <w:left w:val="none" w:sz="0" w:space="0" w:color="auto"/>
+        <w:bottom w:val="none" w:sz="0" w:space="0" w:color="auto"/>
+        <w:right w:val="none" w:sz="0" w:space="0" w:color="auto"/>
+        <w:insideH w:val="none" w:sz="0" w:space="0" w:color="auto"/>
+        <w:insideV w:val="none" w:sz="0" w:space="0" w:color="auto"/>
+      </w:tblBorders>
     </w:tblPr>
     <w:trPr>
       <w:jc w:val="center"/>
     </w:trPr>
+    <w:tcPr>
+      <w:vAlign w:val="center"/>
+    </w:tcPr>
     <w:tblStylePr w:type="firstRow">
       <w:tblPr/>
       <w:tcPr>
         <w:tcBorders>
-          <w:bottom w:val="single" w:sz="0" w:space="0" w:color="auto"/>
+          <w:top w:val="single" w:sz="4" w:space="0" w:color="auto"/>
+          <w:bottom w:val="single" w:sz="4" w:space="0" w:color="auto"/>
         </w:tcBorders>
-        <w:vAlign w:val="bottom"/>
+      </w:tcPr>
+    </w:tblStylePr>
+    <w:tblStylePr w:type="lastRow">
+      <w:tblPr/>
+      <w:tcPr>
+        <w:tcBorders>
+          <w:bottom w:val="single" w:sz="4" w:space="0" w:color="auto"/>
+        </w:tcBorders>
       </w:tcPr>
     </w:tblStylePr>
   </w:style>

--- a/src/latex-to-word/templates/reference.docx
+++ b/src/latex-to-word/templates/reference.docx
@@ -4,7 +4,7 @@
   <w:body>
     <w:p>
       <w:pPr>
-        <w:pStyle w:val="a5"/>
+        <w:pStyle w:val="a6"/>
         <w:spacing w:after="480"/>
       </w:pPr>
       <w:r>
@@ -13,7 +13,7 @@
     </w:p>
     <w:p>
       <w:pPr>
-        <w:pStyle w:val="a7"/>
+        <w:pStyle w:val="a8"/>
       </w:pPr>
       <w:r>
         <w:t>Subtitle</w:t>
@@ -29,7 +29,7 @@
     </w:p>
     <w:p>
       <w:pPr>
-        <w:pStyle w:val="a9"/>
+        <w:pStyle w:val="aa"/>
       </w:pPr>
       <w:r>
         <w:t>Date</w:t>
@@ -198,7 +198,7 @@
     </w:p>
     <w:p>
       <w:pPr>
-        <w:pStyle w:val="a0"/>
+        <w:pStyle w:val="a1"/>
       </w:pPr>
       <w:r>
         <w:t xml:space="preserve">Body Text. Body Text Char. </w:t>
@@ -376,6 +376,34 @@
         <w:t>Displayed formula</w:t>
       </w:r>
     </w:p>
+    <w:p>
+      <w:pPr>
+        <w:pStyle w:val="a1"/>
+      </w:pPr>
+    </w:p>
+    <w:p>
+      <w:pPr>
+        <w:pStyle w:val="a"/>
+        <w:rPr>
+          <w:rFonts w:hint="eastAsia"/>
+        </w:rPr>
+      </w:pPr>
+      <w:r>
+        <w:rPr>
+          <w:rFonts w:hint="eastAsia"/>
+        </w:rPr>
+        <w:t>参考文献</w:t>
+      </w:r>
+      <w:r>
+        <w:rPr>
+          <w:rFonts w:hint="eastAsia"/>
+        </w:rPr>
+        <w:t>x</w:t>
+      </w:r>
+      <w:r>
+        <w:t>xx</w:t>
+      </w:r>
+    </w:p>
     <w:sectPr>
       <w:footnotePr>
         <w:numRestart w:val="eachSect"/>
@@ -461,7 +489,7 @@
   <w:abstractNum w:abstractNumId="0" w15:restartNumberingAfterBreak="0">
     <w:nsid w:val="FFFFFF7C"/>
     <w:multiLevelType w:val="singleLevel"/>
-    <w:tmpl w:val="B2224094"/>
+    <w:tmpl w:val="3A2ACADE"/>
     <w:lvl w:ilvl="0">
       <w:start w:val="1"/>
       <w:numFmt w:val="decimal"/>
@@ -478,7 +506,7 @@
   <w:abstractNum w:abstractNumId="1" w15:restartNumberingAfterBreak="0">
     <w:nsid w:val="FFFFFF7D"/>
     <w:multiLevelType w:val="singleLevel"/>
-    <w:tmpl w:val="B70A8674"/>
+    <w:tmpl w:val="FE464D12"/>
     <w:lvl w:ilvl="0">
       <w:start w:val="1"/>
       <w:numFmt w:val="decimal"/>
@@ -495,7 +523,7 @@
   <w:abstractNum w:abstractNumId="2" w15:restartNumberingAfterBreak="0">
     <w:nsid w:val="FFFFFF7E"/>
     <w:multiLevelType w:val="singleLevel"/>
-    <w:tmpl w:val="E5044C7C"/>
+    <w:tmpl w:val="E3BA0180"/>
     <w:lvl w:ilvl="0">
       <w:start w:val="1"/>
       <w:numFmt w:val="decimal"/>
@@ -512,7 +540,7 @@
   <w:abstractNum w:abstractNumId="3" w15:restartNumberingAfterBreak="0">
     <w:nsid w:val="FFFFFF7F"/>
     <w:multiLevelType w:val="singleLevel"/>
-    <w:tmpl w:val="25522D64"/>
+    <w:tmpl w:val="FC1C6D34"/>
     <w:lvl w:ilvl="0">
       <w:start w:val="1"/>
       <w:numFmt w:val="decimal"/>
@@ -529,7 +557,7 @@
   <w:abstractNum w:abstractNumId="4" w15:restartNumberingAfterBreak="0">
     <w:nsid w:val="FFFFFF80"/>
     <w:multiLevelType w:val="singleLevel"/>
-    <w:tmpl w:val="1CD2E96E"/>
+    <w:tmpl w:val="3FCA89FA"/>
     <w:lvl w:ilvl="0">
       <w:start w:val="1"/>
       <w:numFmt w:val="bullet"/>
@@ -549,7 +577,7 @@
   <w:abstractNum w:abstractNumId="5" w15:restartNumberingAfterBreak="0">
     <w:nsid w:val="FFFFFF81"/>
     <w:multiLevelType w:val="singleLevel"/>
-    <w:tmpl w:val="33747446"/>
+    <w:tmpl w:val="8506D8D0"/>
     <w:lvl w:ilvl="0">
       <w:start w:val="1"/>
       <w:numFmt w:val="bullet"/>
@@ -569,7 +597,7 @@
   <w:abstractNum w:abstractNumId="6" w15:restartNumberingAfterBreak="0">
     <w:nsid w:val="FFFFFF82"/>
     <w:multiLevelType w:val="singleLevel"/>
-    <w:tmpl w:val="C804D086"/>
+    <w:tmpl w:val="9EE2D8FA"/>
     <w:lvl w:ilvl="0">
       <w:start w:val="1"/>
       <w:numFmt w:val="bullet"/>
@@ -589,7 +617,7 @@
   <w:abstractNum w:abstractNumId="7" w15:restartNumberingAfterBreak="0">
     <w:nsid w:val="FFFFFF83"/>
     <w:multiLevelType w:val="singleLevel"/>
-    <w:tmpl w:val="F656C1C8"/>
+    <w:tmpl w:val="B33487B0"/>
     <w:lvl w:ilvl="0">
       <w:start w:val="1"/>
       <w:numFmt w:val="bullet"/>
@@ -609,7 +637,7 @@
   <w:abstractNum w:abstractNumId="8" w15:restartNumberingAfterBreak="0">
     <w:nsid w:val="FFFFFF88"/>
     <w:multiLevelType w:val="singleLevel"/>
-    <w:tmpl w:val="F1A6F290"/>
+    <w:tmpl w:val="13760BB2"/>
     <w:lvl w:ilvl="0">
       <w:start w:val="1"/>
       <w:numFmt w:val="decimal"/>
@@ -626,7 +654,7 @@
   <w:abstractNum w:abstractNumId="9" w15:restartNumberingAfterBreak="0">
     <w:nsid w:val="FFFFFF89"/>
     <w:multiLevelType w:val="singleLevel"/>
-    <w:tmpl w:val="C9D6BF86"/>
+    <w:tmpl w:val="DAB86A18"/>
     <w:lvl w:ilvl="0">
       <w:start w:val="1"/>
       <w:numFmt w:val="bullet"/>
@@ -748,6 +776,96 @@
     </w:lvl>
   </w:abstractNum>
   <w:abstractNum w:abstractNumId="11" w15:restartNumberingAfterBreak="0">
+    <w:nsid w:val="2CAF61DD"/>
+    <w:multiLevelType w:val="hybridMultilevel"/>
+    <w:tmpl w:val="70B8E324"/>
+    <w:lvl w:ilvl="0" w:tplc="8402D4A2">
+      <w:start w:val="1"/>
+      <w:numFmt w:val="decimal"/>
+      <w:pStyle w:val="a"/>
+      <w:lvlText w:val="[%1]"/>
+      <w:lvlJc w:val="left"/>
+      <w:pPr>
+        <w:ind w:left="400" w:hanging="400"/>
+      </w:pPr>
+      <w:rPr>
+        <w:rFonts w:hint="eastAsia"/>
+      </w:rPr>
+    </w:lvl>
+    <w:lvl w:ilvl="1" w:tplc="04090019" w:tentative="1">
+      <w:start w:val="1"/>
+      <w:numFmt w:val="lowerLetter"/>
+      <w:lvlText w:val="%2)"/>
+      <w:lvlJc w:val="left"/>
+      <w:pPr>
+        <w:ind w:left="840" w:hanging="420"/>
+      </w:pPr>
+    </w:lvl>
+    <w:lvl w:ilvl="2" w:tplc="0409001B" w:tentative="1">
+      <w:start w:val="1"/>
+      <w:numFmt w:val="lowerRoman"/>
+      <w:lvlText w:val="%3."/>
+      <w:lvlJc w:val="right"/>
+      <w:pPr>
+        <w:ind w:left="1260" w:hanging="420"/>
+      </w:pPr>
+    </w:lvl>
+    <w:lvl w:ilvl="3" w:tplc="0409000F" w:tentative="1">
+      <w:start w:val="1"/>
+      <w:numFmt w:val="decimal"/>
+      <w:lvlText w:val="%4."/>
+      <w:lvlJc w:val="left"/>
+      <w:pPr>
+        <w:ind w:left="1680" w:hanging="420"/>
+      </w:pPr>
+    </w:lvl>
+    <w:lvl w:ilvl="4" w:tplc="04090019" w:tentative="1">
+      <w:start w:val="1"/>
+      <w:numFmt w:val="lowerLetter"/>
+      <w:lvlText w:val="%5)"/>
+      <w:lvlJc w:val="left"/>
+      <w:pPr>
+        <w:ind w:left="2100" w:hanging="420"/>
+      </w:pPr>
+    </w:lvl>
+    <w:lvl w:ilvl="5" w:tplc="0409001B" w:tentative="1">
+      <w:start w:val="1"/>
+      <w:numFmt w:val="lowerRoman"/>
+      <w:lvlText w:val="%6."/>
+      <w:lvlJc w:val="right"/>
+      <w:pPr>
+        <w:ind w:left="2520" w:hanging="420"/>
+      </w:pPr>
+    </w:lvl>
+    <w:lvl w:ilvl="6" w:tplc="0409000F" w:tentative="1">
+      <w:start w:val="1"/>
+      <w:numFmt w:val="decimal"/>
+      <w:lvlText w:val="%7."/>
+      <w:lvlJc w:val="left"/>
+      <w:pPr>
+        <w:ind w:left="2940" w:hanging="420"/>
+      </w:pPr>
+    </w:lvl>
+    <w:lvl w:ilvl="7" w:tplc="04090019" w:tentative="1">
+      <w:start w:val="1"/>
+      <w:numFmt w:val="lowerLetter"/>
+      <w:lvlText w:val="%8)"/>
+      <w:lvlJc w:val="left"/>
+      <w:pPr>
+        <w:ind w:left="3360" w:hanging="420"/>
+      </w:pPr>
+    </w:lvl>
+    <w:lvl w:ilvl="8" w:tplc="0409001B" w:tentative="1">
+      <w:start w:val="1"/>
+      <w:numFmt w:val="lowerRoman"/>
+      <w:lvlText w:val="%9."/>
+      <w:lvlJc w:val="right"/>
+      <w:pPr>
+        <w:ind w:left="3780" w:hanging="420"/>
+      </w:pPr>
+    </w:lvl>
+  </w:abstractNum>
+  <w:abstractNum w:abstractNumId="12" w15:restartNumberingAfterBreak="0">
     <w:nsid w:val="7D806E40"/>
     <w:multiLevelType w:val="multilevel"/>
     <w:tmpl w:val="1898C1AE"/>
@@ -926,6 +1044,9 @@
     <w:abstractNumId w:val="4"/>
   </w:num>
   <w:num w:numId="12">
+    <w:abstractNumId w:val="12"/>
+  </w:num>
+  <w:num w:numId="13">
     <w:abstractNumId w:val="11"/>
   </w:num>
 </w:numbering>
@@ -1286,14 +1407,14 @@
     <w:lsdException w:name="Unresolved Mention" w:semiHidden="1" w:uiPriority="99" w:unhideWhenUsed="1"/>
     <w:lsdException w:name="Smart Link" w:semiHidden="1" w:uiPriority="99" w:unhideWhenUsed="1"/>
   </w:latentStyles>
-  <w:style w:type="paragraph" w:default="1" w:styleId="a">
+  <w:style w:type="paragraph" w:default="1" w:styleId="a0">
     <w:name w:val="Normal"/>
     <w:qFormat/>
   </w:style>
   <w:style w:type="paragraph" w:styleId="1">
     <w:name w:val="heading 1"/>
-    <w:basedOn w:val="a"/>
-    <w:next w:val="a0"/>
+    <w:basedOn w:val="a0"/>
+    <w:next w:val="a1"/>
     <w:link w:val="10"/>
     <w:uiPriority w:val="9"/>
     <w:qFormat/>
@@ -1316,8 +1437,8 @@
   </w:style>
   <w:style w:type="paragraph" w:styleId="2">
     <w:name w:val="heading 2"/>
-    <w:basedOn w:val="a"/>
-    <w:next w:val="a0"/>
+    <w:basedOn w:val="a0"/>
+    <w:next w:val="a1"/>
     <w:link w:val="20"/>
     <w:uiPriority w:val="9"/>
     <w:unhideWhenUsed/>
@@ -1342,8 +1463,8 @@
   </w:style>
   <w:style w:type="paragraph" w:styleId="3">
     <w:name w:val="heading 3"/>
-    <w:basedOn w:val="a"/>
-    <w:next w:val="a0"/>
+    <w:basedOn w:val="a0"/>
+    <w:next w:val="a1"/>
     <w:link w:val="30"/>
     <w:uiPriority w:val="9"/>
     <w:unhideWhenUsed/>
@@ -1367,8 +1488,8 @@
   </w:style>
   <w:style w:type="paragraph" w:styleId="4">
     <w:name w:val="heading 4"/>
-    <w:basedOn w:val="a"/>
-    <w:next w:val="a0"/>
+    <w:basedOn w:val="a0"/>
+    <w:next w:val="a1"/>
     <w:link w:val="40"/>
     <w:uiPriority w:val="9"/>
     <w:unhideWhenUsed/>
@@ -1391,8 +1512,8 @@
   </w:style>
   <w:style w:type="paragraph" w:styleId="5">
     <w:name w:val="heading 5"/>
-    <w:basedOn w:val="a"/>
-    <w:next w:val="a0"/>
+    <w:basedOn w:val="a0"/>
+    <w:next w:val="a1"/>
     <w:link w:val="50"/>
     <w:uiPriority w:val="9"/>
     <w:semiHidden/>
@@ -1415,8 +1536,8 @@
   </w:style>
   <w:style w:type="paragraph" w:styleId="6">
     <w:name w:val="heading 6"/>
-    <w:basedOn w:val="a"/>
-    <w:next w:val="a0"/>
+    <w:basedOn w:val="a0"/>
+    <w:next w:val="a1"/>
     <w:link w:val="60"/>
     <w:uiPriority w:val="9"/>
     <w:semiHidden/>
@@ -1442,8 +1563,8 @@
   </w:style>
   <w:style w:type="paragraph" w:styleId="7">
     <w:name w:val="heading 7"/>
-    <w:basedOn w:val="a"/>
-    <w:next w:val="a0"/>
+    <w:basedOn w:val="a0"/>
+    <w:next w:val="a1"/>
     <w:link w:val="70"/>
     <w:uiPriority w:val="9"/>
     <w:semiHidden/>
@@ -1463,8 +1584,8 @@
   </w:style>
   <w:style w:type="paragraph" w:styleId="8">
     <w:name w:val="heading 8"/>
-    <w:basedOn w:val="a"/>
-    <w:next w:val="a0"/>
+    <w:basedOn w:val="a0"/>
+    <w:next w:val="a1"/>
     <w:link w:val="80"/>
     <w:uiPriority w:val="9"/>
     <w:semiHidden/>
@@ -1486,8 +1607,8 @@
   </w:style>
   <w:style w:type="paragraph" w:styleId="9">
     <w:name w:val="heading 9"/>
-    <w:basedOn w:val="a"/>
-    <w:next w:val="a0"/>
+    <w:basedOn w:val="a0"/>
+    <w:next w:val="a1"/>
     <w:link w:val="90"/>
     <w:uiPriority w:val="9"/>
     <w:semiHidden/>
@@ -1505,13 +1626,13 @@
       <w:color w:val="272727" w:themeColor="text1" w:themeTint="D8"/>
     </w:rPr>
   </w:style>
-  <w:style w:type="character" w:default="1" w:styleId="a1">
+  <w:style w:type="character" w:default="1" w:styleId="a2">
     <w:name w:val="Default Paragraph Font"/>
     <w:uiPriority w:val="1"/>
     <w:semiHidden/>
     <w:unhideWhenUsed/>
   </w:style>
-  <w:style w:type="table" w:default="1" w:styleId="a2">
+  <w:style w:type="table" w:default="1" w:styleId="a3">
     <w:name w:val="Normal Table"/>
     <w:uiPriority w:val="99"/>
     <w:semiHidden/>
@@ -1526,16 +1647,16 @@
       </w:tblCellMar>
     </w:tblPr>
   </w:style>
-  <w:style w:type="numbering" w:default="1" w:styleId="a3">
+  <w:style w:type="numbering" w:default="1" w:styleId="a4">
     <w:name w:val="No List"/>
     <w:uiPriority w:val="99"/>
     <w:semiHidden/>
     <w:unhideWhenUsed/>
   </w:style>
-  <w:style w:type="paragraph" w:styleId="a0">
+  <w:style w:type="paragraph" w:styleId="a1">
     <w:name w:val="Body Text"/>
-    <w:basedOn w:val="a"/>
-    <w:link w:val="a4"/>
+    <w:basedOn w:val="a0"/>
+    <w:link w:val="a5"/>
     <w:qFormat/>
     <w:rsid w:val="00343F7B"/>
     <w:pPr>
@@ -1549,14 +1670,14 @@
   </w:style>
   <w:style w:type="paragraph" w:customStyle="1" w:styleId="FirstParagraph">
     <w:name w:val="First Paragraph"/>
-    <w:basedOn w:val="a0"/>
-    <w:next w:val="a0"/>
+    <w:basedOn w:val="a1"/>
+    <w:next w:val="a1"/>
     <w:qFormat/>
     <w:rsid w:val="00D6388D"/>
   </w:style>
   <w:style w:type="paragraph" w:customStyle="1" w:styleId="Compact">
     <w:name w:val="Compact"/>
-    <w:basedOn w:val="a0"/>
+    <w:basedOn w:val="a1"/>
     <w:qFormat/>
     <w:rsid w:val="00CE6519"/>
     <w:pPr>
@@ -1566,11 +1687,11 @@
       <w:sz w:val="18"/>
     </w:rPr>
   </w:style>
-  <w:style w:type="paragraph" w:styleId="a5">
+  <w:style w:type="paragraph" w:styleId="a6">
     <w:name w:val="Title"/>
-    <w:basedOn w:val="a"/>
-    <w:next w:val="a0"/>
-    <w:link w:val="a6"/>
+    <w:basedOn w:val="a0"/>
+    <w:next w:val="a1"/>
+    <w:link w:val="a7"/>
     <w:uiPriority w:val="10"/>
     <w:qFormat/>
     <w:rsid w:val="000604BC"/>
@@ -1586,10 +1707,10 @@
       <w:szCs w:val="56"/>
     </w:rPr>
   </w:style>
-  <w:style w:type="character" w:customStyle="1" w:styleId="a6">
+  <w:style w:type="character" w:customStyle="1" w:styleId="a7">
     <w:name w:val="标题 字符"/>
-    <w:basedOn w:val="a1"/>
-    <w:link w:val="a5"/>
+    <w:basedOn w:val="a2"/>
+    <w:link w:val="a6"/>
     <w:uiPriority w:val="10"/>
     <w:rsid w:val="000604BC"/>
     <w:rPr>
@@ -1599,11 +1720,11 @@
       <w:szCs w:val="56"/>
     </w:rPr>
   </w:style>
-  <w:style w:type="paragraph" w:styleId="a7">
+  <w:style w:type="paragraph" w:styleId="a8">
     <w:name w:val="Subtitle"/>
-    <w:basedOn w:val="a5"/>
-    <w:next w:val="a0"/>
-    <w:link w:val="a8"/>
+    <w:basedOn w:val="a6"/>
+    <w:next w:val="a1"/>
+    <w:link w:val="a9"/>
     <w:uiPriority w:val="11"/>
     <w:qFormat/>
     <w:rsid w:val="00A80B40"/>
@@ -1619,10 +1740,10 @@
       <w:szCs w:val="28"/>
     </w:rPr>
   </w:style>
-  <w:style w:type="character" w:customStyle="1" w:styleId="a8">
+  <w:style w:type="character" w:customStyle="1" w:styleId="a9">
     <w:name w:val="副标题 字符"/>
-    <w:basedOn w:val="a1"/>
-    <w:link w:val="a7"/>
+    <w:basedOn w:val="a2"/>
+    <w:link w:val="a8"/>
     <w:uiPriority w:val="11"/>
     <w:rsid w:val="00A80B40"/>
     <w:rPr>
@@ -1634,8 +1755,8 @@
   </w:style>
   <w:style w:type="paragraph" w:customStyle="1" w:styleId="Author">
     <w:name w:val="Author"/>
-    <w:basedOn w:val="a5"/>
-    <w:next w:val="a0"/>
+    <w:basedOn w:val="a6"/>
+    <w:next w:val="a1"/>
     <w:qFormat/>
     <w:rsid w:val="00A80B40"/>
     <w:pPr>
@@ -1648,10 +1769,10 @@
       <w:szCs w:val="24"/>
     </w:rPr>
   </w:style>
-  <w:style w:type="paragraph" w:styleId="a9">
+  <w:style w:type="paragraph" w:styleId="aa">
     <w:name w:val="Date"/>
-    <w:basedOn w:val="a5"/>
-    <w:next w:val="a0"/>
+    <w:basedOn w:val="a6"/>
+    <w:next w:val="a1"/>
     <w:qFormat/>
     <w:rsid w:val="00A80B40"/>
     <w:pPr>
@@ -1666,7 +1787,7 @@
   </w:style>
   <w:style w:type="paragraph" w:customStyle="1" w:styleId="AbstractTitle">
     <w:name w:val="Abstract Title"/>
-    <w:basedOn w:val="a"/>
+    <w:basedOn w:val="a0"/>
     <w:next w:val="Abstract"/>
     <w:qFormat/>
     <w:pPr>
@@ -1683,8 +1804,8 @@
   </w:style>
   <w:style w:type="paragraph" w:customStyle="1" w:styleId="Abstract">
     <w:name w:val="Abstract"/>
-    <w:basedOn w:val="a"/>
-    <w:next w:val="a0"/>
+    <w:basedOn w:val="a0"/>
+    <w:next w:val="a1"/>
     <w:qFormat/>
     <w:pPr>
       <w:keepNext/>
@@ -1696,14 +1817,26 @@
       <w:szCs w:val="20"/>
     </w:rPr>
   </w:style>
-  <w:style w:type="paragraph" w:styleId="aa">
+  <w:style w:type="paragraph" w:styleId="a">
     <w:name w:val="Bibliography"/>
-    <w:basedOn w:val="a"/>
+    <w:basedOn w:val="a0"/>
     <w:qFormat/>
+    <w:rsid w:val="00386366"/>
+    <w:pPr>
+      <w:numPr>
+        <w:numId w:val="13"/>
+      </w:numPr>
+      <w:spacing w:after="0"/>
+      <w:jc w:val="both"/>
+    </w:pPr>
+    <w:rPr>
+      <w:rFonts w:ascii="Times New Roman" w:eastAsia="宋体" w:hAnsi="Times New Roman"/>
+      <w:sz w:val="21"/>
+    </w:rPr>
   </w:style>
   <w:style w:type="character" w:customStyle="1" w:styleId="10">
     <w:name w:val="标题 1 字符"/>
-    <w:basedOn w:val="a1"/>
+    <w:basedOn w:val="a2"/>
     <w:link w:val="1"/>
     <w:uiPriority w:val="9"/>
     <w:rsid w:val="00BA5780"/>
@@ -1715,7 +1848,7 @@
   </w:style>
   <w:style w:type="character" w:customStyle="1" w:styleId="20">
     <w:name w:val="标题 2 字符"/>
-    <w:basedOn w:val="a1"/>
+    <w:basedOn w:val="a2"/>
     <w:link w:val="2"/>
     <w:uiPriority w:val="9"/>
     <w:rsid w:val="00BA5780"/>
@@ -1727,7 +1860,7 @@
   </w:style>
   <w:style w:type="character" w:customStyle="1" w:styleId="30">
     <w:name w:val="标题 3 字符"/>
-    <w:basedOn w:val="a1"/>
+    <w:basedOn w:val="a2"/>
     <w:link w:val="3"/>
     <w:uiPriority w:val="9"/>
     <w:rsid w:val="00BA5780"/>
@@ -1739,7 +1872,7 @@
   </w:style>
   <w:style w:type="character" w:customStyle="1" w:styleId="40">
     <w:name w:val="标题 4 字符"/>
-    <w:basedOn w:val="a1"/>
+    <w:basedOn w:val="a2"/>
     <w:link w:val="4"/>
     <w:uiPriority w:val="9"/>
     <w:rsid w:val="00BA5780"/>
@@ -1750,7 +1883,7 @@
   </w:style>
   <w:style w:type="character" w:customStyle="1" w:styleId="50">
     <w:name w:val="标题 5 字符"/>
-    <w:basedOn w:val="a1"/>
+    <w:basedOn w:val="a2"/>
     <w:link w:val="5"/>
     <w:uiPriority w:val="9"/>
     <w:semiHidden/>
@@ -1761,7 +1894,7 @@
   </w:style>
   <w:style w:type="character" w:customStyle="1" w:styleId="60">
     <w:name w:val="标题 6 字符"/>
-    <w:basedOn w:val="a1"/>
+    <w:basedOn w:val="a2"/>
     <w:link w:val="6"/>
     <w:uiPriority w:val="9"/>
     <w:semiHidden/>
@@ -1775,7 +1908,7 @@
   </w:style>
   <w:style w:type="character" w:customStyle="1" w:styleId="70">
     <w:name w:val="标题 7 字符"/>
-    <w:basedOn w:val="a1"/>
+    <w:basedOn w:val="a2"/>
     <w:link w:val="7"/>
     <w:uiPriority w:val="9"/>
     <w:semiHidden/>
@@ -1787,7 +1920,7 @@
   </w:style>
   <w:style w:type="character" w:customStyle="1" w:styleId="80">
     <w:name w:val="标题 8 字符"/>
-    <w:basedOn w:val="a1"/>
+    <w:basedOn w:val="a2"/>
     <w:link w:val="8"/>
     <w:uiPriority w:val="9"/>
     <w:semiHidden/>
@@ -1801,7 +1934,7 @@
   </w:style>
   <w:style w:type="character" w:customStyle="1" w:styleId="90">
     <w:name w:val="标题 9 字符"/>
-    <w:basedOn w:val="a1"/>
+    <w:basedOn w:val="a2"/>
     <w:link w:val="9"/>
     <w:uiPriority w:val="9"/>
     <w:semiHidden/>
@@ -1813,8 +1946,8 @@
   </w:style>
   <w:style w:type="paragraph" w:styleId="ab">
     <w:name w:val="Block Text"/>
-    <w:basedOn w:val="a0"/>
-    <w:next w:val="a0"/>
+    <w:basedOn w:val="a1"/>
+    <w:next w:val="a1"/>
     <w:uiPriority w:val="9"/>
     <w:unhideWhenUsed/>
     <w:qFormat/>
@@ -1825,7 +1958,7 @@
   </w:style>
   <w:style w:type="paragraph" w:styleId="ac">
     <w:name w:val="footnote text"/>
-    <w:basedOn w:val="a"/>
+    <w:basedOn w:val="a0"/>
     <w:uiPriority w:val="9"/>
     <w:unhideWhenUsed/>
     <w:qFormat/>
@@ -1860,14 +1993,6 @@
     </w:rPr>
     <w:tblPr>
       <w:jc w:val="center"/>
-      <w:tblBorders>
-        <w:top w:val="none" w:sz="0" w:space="0" w:color="auto"/>
-        <w:left w:val="none" w:sz="0" w:space="0" w:color="auto"/>
-        <w:bottom w:val="none" w:sz="0" w:space="0" w:color="auto"/>
-        <w:right w:val="none" w:sz="0" w:space="0" w:color="auto"/>
-        <w:insideH w:val="none" w:sz="0" w:space="0" w:color="auto"/>
-        <w:insideV w:val="none" w:sz="0" w:space="0" w:color="auto"/>
-      </w:tblBorders>
     </w:tblPr>
     <w:trPr>
       <w:jc w:val="center"/>
@@ -1895,7 +2020,7 @@
   </w:style>
   <w:style w:type="paragraph" w:customStyle="1" w:styleId="DefinitionTerm">
     <w:name w:val="Definition Term"/>
-    <w:basedOn w:val="a"/>
+    <w:basedOn w:val="a0"/>
     <w:next w:val="Definition"/>
     <w:rsid w:val="009D4D4D"/>
     <w:pPr>
@@ -1911,7 +2036,7 @@
   </w:style>
   <w:style w:type="paragraph" w:customStyle="1" w:styleId="Definition">
     <w:name w:val="Definition"/>
-    <w:basedOn w:val="a"/>
+    <w:basedOn w:val="a0"/>
     <w:rsid w:val="003E56CD"/>
     <w:pPr>
       <w:spacing w:after="0" w:line="400" w:lineRule="atLeast"/>
@@ -1923,7 +2048,7 @@
   </w:style>
   <w:style w:type="paragraph" w:styleId="ae">
     <w:name w:val="caption"/>
-    <w:basedOn w:val="a"/>
+    <w:basedOn w:val="a0"/>
     <w:link w:val="af"/>
     <w:pPr>
       <w:spacing w:after="120"/>
@@ -1963,7 +2088,7 @@
   </w:style>
   <w:style w:type="paragraph" w:customStyle="1" w:styleId="Figure">
     <w:name w:val="Figure"/>
-    <w:basedOn w:val="a"/>
+    <w:basedOn w:val="a0"/>
   </w:style>
   <w:style w:type="paragraph" w:customStyle="1" w:styleId="CaptionedFigure">
     <w:name w:val="Captioned Figure"/>
@@ -1977,7 +2102,7 @@
   </w:style>
   <w:style w:type="character" w:customStyle="1" w:styleId="af">
     <w:name w:val="题注 字符"/>
-    <w:basedOn w:val="a1"/>
+    <w:basedOn w:val="a2"/>
     <w:link w:val="ae"/>
   </w:style>
   <w:style w:type="character" w:customStyle="1" w:styleId="VerbatimChar">
@@ -2010,7 +2135,7 @@
   <w:style w:type="paragraph" w:styleId="TOC">
     <w:name w:val="TOC Heading"/>
     <w:basedOn w:val="1"/>
-    <w:next w:val="a0"/>
+    <w:next w:val="a1"/>
     <w:uiPriority w:val="39"/>
     <w:unhideWhenUsed/>
     <w:qFormat/>
@@ -2023,10 +2148,10 @@
       <w:color w:val="0F4761" w:themeColor="accent1" w:themeShade="BF"/>
     </w:rPr>
   </w:style>
-  <w:style w:type="character" w:customStyle="1" w:styleId="a4">
+  <w:style w:type="character" w:customStyle="1" w:styleId="a5">
     <w:name w:val="正文文本 字符"/>
-    <w:basedOn w:val="a1"/>
-    <w:link w:val="a0"/>
+    <w:basedOn w:val="a2"/>
+    <w:link w:val="a1"/>
     <w:rsid w:val="00343F7B"/>
     <w:rPr>
       <w:rFonts w:ascii="Times New Roman" w:eastAsia="宋体" w:hAnsi="Times New Roman"/>
@@ -2035,7 +2160,7 @@
   </w:style>
   <w:style w:type="paragraph" w:customStyle="1" w:styleId="Displayedformula">
     <w:name w:val="Displayed formula"/>
-    <w:next w:val="a0"/>
+    <w:next w:val="a1"/>
     <w:qFormat/>
     <w:rsid w:val="00CD503A"/>
     <w:pPr>
@@ -2053,7 +2178,7 @@
   </w:style>
   <w:style w:type="table" w:styleId="ad">
     <w:name w:val="Table Theme"/>
-    <w:basedOn w:val="a2"/>
+    <w:basedOn w:val="a3"/>
     <w:semiHidden/>
     <w:unhideWhenUsed/>
     <w:rsid w:val="00882DFB"/>

--- a/src/latex-to-word/templates/reference.docx
+++ b/src/latex-to-word/templates/reference.docx
@@ -384,9 +384,6 @@
     <w:p>
       <w:pPr>
         <w:pStyle w:val="a"/>
-        <w:rPr>
-          <w:rFonts w:hint="eastAsia"/>
-        </w:rPr>
       </w:pPr>
       <w:r>
         <w:rPr>
@@ -1981,7 +1978,7 @@
     <w:semiHidden/>
     <w:unhideWhenUsed/>
     <w:qFormat/>
-    <w:rsid w:val="00BA5780"/>
+    <w:rsid w:val="00AE6E00"/>
     <w:pPr>
       <w:spacing w:after="0"/>
       <w:jc w:val="center"/>
@@ -1993,6 +1990,14 @@
     </w:rPr>
     <w:tblPr>
       <w:jc w:val="center"/>
+      <w:tblBorders>
+        <w:top w:val="none" w:sz="0" w:space="0" w:color="auto"/>
+        <w:left w:val="none" w:sz="0" w:space="0" w:color="auto"/>
+        <w:bottom w:val="none" w:sz="0" w:space="0" w:color="auto"/>
+        <w:right w:val="none" w:sz="0" w:space="0" w:color="auto"/>
+        <w:insideH w:val="none" w:sz="0" w:space="0" w:color="auto"/>
+        <w:insideV w:val="none" w:sz="0" w:space="0" w:color="auto"/>
+      </w:tblBorders>
     </w:tblPr>
     <w:trPr>
       <w:jc w:val="center"/>

--- a/src/latex-to-word/templates/reference.docx
+++ b/src/latex-to-word/templates/reference.docx
@@ -1978,7 +1978,7 @@
     <w:semiHidden/>
     <w:unhideWhenUsed/>
     <w:qFormat/>
-    <w:rsid w:val="00AE6E00"/>
+    <w:rsid w:val="002C0B1A"/>
     <w:pPr>
       <w:spacing w:after="0"/>
       <w:jc w:val="center"/>
